--- a/VSS_2026_Installation_Instructions.docx
+++ b/VSS_2026_Installation_Instructions.docx
@@ -179,7 +179,10 @@
         <w:pStyle w:val="Heading2"/>
       </w:pPr>
       <w:r>
-        <w:t xml:space="preserve">For the Impatient (5 Minutes to Working App)</w:t>
+        <w:rPr>
+          <w:b/>
+        </w:rPr>
+        <w:t>Two ways to use it — choose whichever is easier:</w:t>
       </w:r>
     </w:p>
     <w:p>
@@ -187,7 +190,9 @@
         <w:spacing w:after="120"/>
       </w:pPr>
       <w:r>
-        <w:t xml:space="preserve">Step 1: Install Expo Go app on your phone (iPhone App Store or Google Play Store)</w:t>
+        <w:rPr>
+          <w:b w:val="0"/>
+        </w:rPr>
       </w:r>
     </w:p>
     <w:p>
@@ -195,7 +200,10 @@
         <w:spacing w:after="80"/>
       </w:pPr>
       <w:r>
-        <w:t xml:space="preserve">Step 2: On your computer:</w:t>
+        <w:rPr>
+          <w:b/>
+        </w:rPr>
+        <w:t>Option 1: Web version (simplest — no installation required)</w:t>
       </w:r>
     </w:p>
     <w:p>
@@ -204,11 +212,11 @@
       </w:pPr>
       <w:r>
         <w:rPr>
+          <w:b w:val="0"/>
           <w:color w:val="C65911"/>
           <w:sz w:val="20"/>
           <w:szCs w:val="20"/>
         </w:rPr>
-        <w:t xml:space="preserve">cd ~/vss-mobile</w:t>
       </w:r>
     </w:p>
     <w:p>
@@ -217,11 +225,12 @@
       </w:pPr>
       <w:r>
         <w:rPr>
+          <w:b w:val="0"/>
           <w:color w:val="C65911"/>
           <w:sz w:val="20"/>
           <w:szCs w:val="20"/>
         </w:rPr>
-        <w:t xml:space="preserve">npm install</w:t>
+        <w:t>Open in any phone browser: https://markwgreenlee.github.io/vss-2026-scheduler</w:t>
       </w:r>
     </w:p>
     <w:p>
@@ -230,11 +239,12 @@
       </w:pPr>
       <w:r>
         <w:rPr>
+          <w:b w:val="0"/>
           <w:color w:val="C65911"/>
           <w:sz w:val="20"/>
           <w:szCs w:val="20"/>
         </w:rPr>
-        <w:t xml:space="preserve">npm start</w:t>
+        <w:t>Or scan the web QR code in the attached guide. Works on any iPhone or Android — no app, no account, no setup. Google Calendar export works; Apple Calendar export requires Option 2.</w:t>
       </w:r>
     </w:p>
     <w:p>
@@ -242,16 +252,18 @@
         <w:spacing w:after="120"/>
       </w:pPr>
       <w:r>
-        <w:t xml:space="preserve">Step 3: In Expo Go, scan the QR code from the terminal</w:t>
-      </w:r>
-    </w:p>
-    <w:p>
-      <w:r>
-        <w:rPr>
-          <w:b/>
+        <w:rPr>
+          <w:b w:val="0"/>
+        </w:rPr>
+      </w:r>
+    </w:p>
+    <w:p>
+      <w:r>
+        <w:rPr>
+          <w:b w:val="0"/>
           <w:bCs/>
         </w:rPr>
-        <w:t xml:space="preserve">That's it! Your app is ready.</w:t>
+        <w:t>Optional — add to your home screen for quick access:</w:t>
       </w:r>
     </w:p>
     <w:p>
@@ -260,10 +272,70 @@
       </w:pPr>
       <w:r>
         <w:rPr>
+          <w:b w:val="0"/>
           <w:i/>
           <w:iCs/>
         </w:rPr>
-        <w:t xml:space="preserve">Important: No Expo account needed for this method—it's a direct local connection.</w:t>
+        <w:t>iPhone (Safari): tap the Share button → Add to Home Screen</w:t>
+      </w:r>
+    </w:p>
+    <w:p>
+      <w:r>
+        <w:rPr>
+          <w:b w:val="0"/>
+        </w:rPr>
+        <w:t>iPhone (Chrome): tap the three-dot menu → Add to Home Screen</w:t>
+      </w:r>
+    </w:p>
+    <w:p>
+      <w:r>
+        <w:rPr>
+          <w:b w:val="0"/>
+        </w:rPr>
+        <w:t>Android (Chrome): tap the three-dot menu → Add to Home Screen</w:t>
+      </w:r>
+    </w:p>
+    <w:p/>
+    <w:p>
+      <w:r>
+        <w:rPr>
+          <w:b/>
+        </w:rPr>
+        <w:t>Option 2: Expo Go app (full features including Apple Calendar)</w:t>
+      </w:r>
+    </w:p>
+    <w:p/>
+    <w:p>
+      <w:r>
+        <w:rPr>
+          <w:b w:val="0"/>
+        </w:rPr>
+        <w:t>Step 1: Install the free Expo Go app from the App Store (iPhone) or Google Play Store (Android). No need to open it.</w:t>
+      </w:r>
+    </w:p>
+    <w:p>
+      <w:r>
+        <w:rPr>
+          <w:b w:val="0"/>
+        </w:rPr>
+        <w:t>Step 2: Open the Camera app and point it at the QR code in the attached guide</w:t>
+      </w:r>
+    </w:p>
+    <w:p>
+      <w:r>
+        <w:rPr>
+          <w:b w:val="0"/>
+        </w:rPr>
+        <w:t>Step 3: Tap the notification that appears — the app opens in Expo Go automatically</w:t>
+      </w:r>
+    </w:p>
+    <w:p/>
+    <w:p>
+      <w:r>
+        <w:rPr>
+          <w:b w:val="0"/>
+        </w:rPr>
+        <w:t>No login needed: If Expo Go asks you to log in, skip it — just use your phone's camera to scan the QR code directly.</w:t>
       </w:r>
     </w:p>
     <w:p>

--- a/VSS_2026_Installation_Instructions.docx
+++ b/VSS_2026_Installation_Instructions.docx
@@ -65,7 +65,7 @@
           <w:sz w:val="22"/>
           <w:szCs w:val="22"/>
         </w:rPr>
-        <w:t xml:space="preserve">May 15–19, 2026 | Fort Lauderdale, FL</w:t>
+        <w:t>May 15–19, 2026 | St. Petersburg Beach, FL</w:t>
       </w:r>
     </w:p>
     <w:p>

--- a/VSS_2026_Installation_Instructions.docx
+++ b/VSS_2026_Installation_Instructions.docx
@@ -148,18 +148,18 @@
     </w:p>
     <w:p>
       <w:r>
-        <w:t xml:space="preserve">You now have a </w:t>
+        <w:rPr>
+          <w:b w:val="0"/>
+        </w:rPr>
+        <w:t>This guide explains how to access the VSS 2026 Schedule Organizer — a free web-based tool for searching and organizing your conference schedule. No installation required.</w:t>
       </w:r>
       <w:r>
         <w:rPr>
           <w:b/>
           <w:bCs/>
         </w:rPr>
-        <w:t xml:space="preserve">native iOS and Android mobile app</w:t>
-      </w:r>
-      <w:r>
-        <w:t xml:space="preserve"> ready to use for organizing your VSS 2026 conference schedule. This document provides complete step-by-step instructions for both platforms.</w:t>
-      </w:r>
+      </w:r>
+      <w:r/>
     </w:p>
     <w:p>
       <w:r>
@@ -182,7 +182,7 @@
         <w:rPr>
           <w:b/>
         </w:rPr>
-        <w:t>Two ways to use it — choose whichever is easier:</w:t>
+        <w:t>No installation required — use the web version:</w:t>
       </w:r>
     </w:p>
     <w:p>
@@ -201,9 +201,8 @@
       </w:pPr>
       <w:r>
         <w:rPr>
-          <w:b/>
-        </w:rPr>
-        <w:t>Option 1: Web version (simplest — no installation required)</w:t>
+          <w:b w:val="0"/>
+        </w:rPr>
       </w:r>
     </w:p>
     <w:p>
@@ -263,7 +262,7 @@
           <w:b w:val="0"/>
           <w:bCs/>
         </w:rPr>
-        <w:t>Optional — add to your home screen for quick access:</w:t>
+        <w:t>Tip: load the app before arriving at the venue so it is cached and works even on slow conference WiFi.</w:t>
       </w:r>
     </w:p>
     <w:p>
@@ -299,43 +298,50 @@
     <w:p>
       <w:r>
         <w:rPr>
-          <w:b/>
-        </w:rPr>
-        <w:t>Option 2: Expo Go app (full features including Apple Calendar)</w:t>
-      </w:r>
-    </w:p>
-    <w:p/>
-    <w:p>
-      <w:r>
-        <w:rPr>
-          <w:b w:val="0"/>
-        </w:rPr>
-        <w:t>Step 1: Install the free Expo Go app from the App Store (iPhone) or Google Play Store (Android). No need to open it.</w:t>
-      </w:r>
-    </w:p>
-    <w:p>
-      <w:r>
-        <w:rPr>
-          <w:b w:val="0"/>
-        </w:rPr>
-        <w:t>Step 2: Open the Camera app and point it at the QR code in the attached guide</w:t>
-      </w:r>
-    </w:p>
-    <w:p>
-      <w:r>
-        <w:rPr>
-          <w:b w:val="0"/>
-        </w:rPr>
-        <w:t>Step 3: Tap the notification that appears — the app opens in Expo Go automatically</w:t>
-      </w:r>
-    </w:p>
-    <w:p/>
-    <w:p>
-      <w:r>
-        <w:rPr>
-          <w:b w:val="0"/>
-        </w:rPr>
-        <w:t>No login needed: If Expo Go asks you to log in, skip it — just use your phone's camera to scan the QR code directly.</w:t>
+          <w:b w:val="0"/>
+        </w:rPr>
+      </w:r>
+    </w:p>
+    <w:p>
+      <w:r>
+        <w:rPr>
+          <w:b w:val="0"/>
+        </w:rPr>
+      </w:r>
+    </w:p>
+    <w:p>
+      <w:r>
+        <w:rPr>
+          <w:b w:val="0"/>
+        </w:rPr>
+      </w:r>
+    </w:p>
+    <w:p>
+      <w:r>
+        <w:rPr>
+          <w:b w:val="0"/>
+        </w:rPr>
+      </w:r>
+    </w:p>
+    <w:p>
+      <w:r>
+        <w:rPr>
+          <w:b w:val="0"/>
+        </w:rPr>
+      </w:r>
+    </w:p>
+    <w:p>
+      <w:r>
+        <w:rPr>
+          <w:b w:val="0"/>
+        </w:rPr>
+      </w:r>
+    </w:p>
+    <w:p>
+      <w:r>
+        <w:rPr>
+          <w:b w:val="0"/>
+        </w:rPr>
       </w:r>
     </w:p>
     <w:p>
@@ -378,12 +384,18 @@
         <w:pStyle w:val="Heading2"/>
       </w:pPr>
       <w:r>
-        <w:t xml:space="preserve">Method 1: Expo Go (Easiest – Recommended)</w:t>
-      </w:r>
-    </w:p>
-    <w:p>
-      <w:r>
-        <w:t xml:space="preserve">No account needed. Download Expo Go, run 'npm start' on your computer, and scan the QR code.</w:t>
+        <w:rPr>
+          <w:b w:val="0"/>
+        </w:rPr>
+        <w:t>Method 1: Web Version (Recommended)</w:t>
+      </w:r>
+    </w:p>
+    <w:p>
+      <w:r>
+        <w:rPr>
+          <w:b w:val="0"/>
+        </w:rPr>
+        <w:t>Open https://markwgreenlee.github.io/vss-2026-scheduler in any phone browser. No app or account needed. Add to home screen for quick access.</w:t>
       </w:r>
     </w:p>
     <w:p>
@@ -396,7 +408,10 @@
         <w:pStyle w:val="Heading2"/>
       </w:pPr>
       <w:r>
-        <w:t xml:space="preserve">Method 2: Build Android APK (Permanent App)</w:t>
+        <w:rPr>
+          <w:b w:val="0"/>
+        </w:rPr>
+        <w:t>Method 2: Build Android APK (Developers only)</w:t>
       </w:r>
     </w:p>
     <w:p>
@@ -547,7 +562,9 @@
         <w:pStyle w:val="Heading2"/>
       </w:pPr>
       <w:r>
-        <w:t xml:space="preserve">Error: &amp;#x201C;signed-in Expo account does not have access&amp;#x201D;</w:t>
+        <w:rPr>
+          <w:b w:val="0"/>
+        </w:rPr>
       </w:r>
     </w:p>
     <w:p>
@@ -556,14 +573,11 @@
       </w:pPr>
       <w:r>
         <w:rPr>
-          <w:b/>
+          <w:b w:val="0"/>
           <w:bCs/>
         </w:rPr>
-        <w:t xml:space="preserve">What this means:</w:t>
-      </w:r>
-      <w:r>
-        <w:t xml:space="preserve"> You happen to be signed into Expo Go with an account that isn't the project owner. Even though you don't need an account for local development, Expo Go checks account permissions when you're logged in.</w:t>
-      </w:r>
+      </w:r>
+      <w:r/>
     </w:p>
     <w:p>
       <w:pPr>
@@ -571,25 +585,30 @@
       </w:pPr>
       <w:r>
         <w:rPr>
-          <w:b/>
+          <w:b w:val="0"/>
           <w:bCs/>
         </w:rPr>
-        <w:t xml:space="preserve">The fix:</w:t>
-      </w:r>
-    </w:p>
-    <w:p>
-      <w:r>
-        <w:t xml:space="preserve">1. Sign out of Expo Go on your phone (tap profile icon → Sign out)</w:t>
-      </w:r>
-    </w:p>
-    <w:p>
-      <w:r>
-        <w:t xml:space="preserve">2. Run 'npm start' on your computer</w:t>
-      </w:r>
-    </w:p>
-    <w:p>
-      <w:r>
-        <w:t xml:space="preserve">3. Scan the QR code</w:t>
+      </w:r>
+    </w:p>
+    <w:p>
+      <w:r>
+        <w:rPr>
+          <w:b w:val="0"/>
+        </w:rPr>
+      </w:r>
+    </w:p>
+    <w:p>
+      <w:r>
+        <w:rPr>
+          <w:b w:val="0"/>
+        </w:rPr>
+      </w:r>
+    </w:p>
+    <w:p>
+      <w:r>
+        <w:rPr>
+          <w:b w:val="0"/>
+        </w:rPr>
       </w:r>
     </w:p>
     <w:p>
@@ -597,7 +616,9 @@
         <w:spacing w:after="240"/>
       </w:pPr>
       <w:r>
-        <w:t xml:space="preserve">Once signed out, Expo Go uses a simple local connection without any account verification.</w:t>
+        <w:rPr>
+          <w:b w:val="0"/>
+        </w:rPr>
       </w:r>
     </w:p>
     <w:p>
@@ -605,12 +626,18 @@
         <w:pStyle w:val="Heading2"/>
       </w:pPr>
       <w:r>
-        <w:t xml:space="preserve">App Won't Start</w:t>
-      </w:r>
-    </w:p>
-    <w:p>
-      <w:r>
-        <w:t xml:space="preserve">Force close the app, wait 10 seconds, reopen. If it still fails, restart your phone.</w:t>
+        <w:rPr>
+          <w:b w:val="0"/>
+        </w:rPr>
+        <w:t>Web version won't load</w:t>
+      </w:r>
+    </w:p>
+    <w:p>
+      <w:r>
+        <w:rPr>
+          <w:b w:val="0"/>
+        </w:rPr>
+        <w:t>Try refreshing the page. If on slow WiFi, switch to cellular for the initial load.</w:t>
       </w:r>
     </w:p>
     <w:p>

--- a/VSS_2026_Installation_Instructions.docx
+++ b/VSS_2026_Installation_Instructions.docx
@@ -292,6 +292,49 @@
           <w:b w:val="0"/>
         </w:rPr>
         <w:t>Android (Chrome): tap the three-dot menu → Add to Home Screen</w:t>
+      </w:r>
+    </w:p>
+    <w:p/>
+    <w:p>
+      <w:r>
+        <w:rPr>
+          <w:b/>
+        </w:rPr>
+        <w:t>Alternative — Expo Go app (Apple Calendar support):</w:t>
+      </w:r>
+    </w:p>
+    <w:p/>
+    <w:p>
+      <w:r>
+        <w:rPr>
+          <w:b w:val="0"/>
+        </w:rPr>
+        <w:t>If you already have Expo Go installed, you can still use the app for direct Apple Calendar export:</w:t>
+      </w:r>
+    </w:p>
+    <w:p>
+      <w:r>
+        <w:rPr>
+          <w:b w:val="0"/>
+        </w:rPr>
+        <w:t>Not signed into Expo Go: scan the Expo Go QR code in the attached guide — it works directly.</w:t>
+      </w:r>
+    </w:p>
+    <w:p>
+      <w:r>
+        <w:rPr>
+          <w:b w:val="0"/>
+        </w:rPr>
+        <w:t>Signed into Expo Go: tap your profile icon → Sign out, then scan the QR code.</w:t>
+      </w:r>
+    </w:p>
+    <w:p/>
+    <w:p>
+      <w:r>
+        <w:rPr>
+          <w:b w:val="0"/>
+        </w:rPr>
+        <w:t>Note: as of May 12, 2026, Expo Go only loads projects owned by the signed-in user. Signing out returns it to anonymous mode, which works fine.</w:t>
       </w:r>
     </w:p>
     <w:p/>

--- a/VSS_2026_Installation_Instructions.docx
+++ b/VSS_2026_Installation_Instructions.docx
@@ -317,24 +317,31 @@
         <w:rPr>
           <w:b w:val="0"/>
         </w:rPr>
-        <w:t>Not signed into Expo Go: scan the Expo Go QR code in the attached guide — it works directly.</w:t>
-      </w:r>
-    </w:p>
-    <w:p>
-      <w:r>
-        <w:rPr>
-          <w:b w:val="0"/>
-        </w:rPr>
-        <w:t>Signed into Expo Go: tap your profile icon → Sign out, then scan the QR code.</w:t>
-      </w:r>
-    </w:p>
-    <w:p/>
-    <w:p>
-      <w:r>
-        <w:rPr>
-          <w:b w:val="0"/>
-        </w:rPr>
-        <w:t>Note: as of May 12, 2026, Expo Go only loads projects owned by the signed-in user. Signing out returns it to anonymous mode, which works fine.</w:t>
+        <w:t>If you want direct Apple Calendar export, use Expo Go — but you must be signed in with a free Expo account:</w:t>
+      </w:r>
+    </w:p>
+    <w:p>
+      <w:r>
+        <w:rPr>
+          <w:b w:val="0"/>
+        </w:rPr>
+        <w:t>1. Create a free account at https://expo.dev if you don't have one</w:t>
+      </w:r>
+    </w:p>
+    <w:p>
+      <w:r>
+        <w:rPr>
+          <w:b w:val="0"/>
+        </w:rPr>
+        <w:t>2. Sign into Expo Go, then scan the Expo Go QR code — the app opens automatically</w:t>
+      </w:r>
+    </w:p>
+    <w:p>
+      <w:r>
+        <w:rPr>
+          <w:b w:val="0"/>
+        </w:rPr>
+        <w:t>Note: as of May 12, 2026, Expo requires a signed-in account to load projects in Expo Go. The web version requires no account.</w:t>
       </w:r>
     </w:p>
     <w:p/>

--- a/VSS_2026_Installation_Instructions.docx
+++ b/VSS_2026_Installation_Instructions.docx
@@ -317,31 +317,31 @@
         <w:rPr>
           <w:b w:val="0"/>
         </w:rPr>
-        <w:t>If you want direct Apple Calendar export, use Expo Go — but you must be signed in with a free Expo account:</w:t>
-      </w:r>
-    </w:p>
-    <w:p>
-      <w:r>
-        <w:rPr>
-          <w:b w:val="0"/>
-        </w:rPr>
-        <w:t>1. Create a free account at https://expo.dev if you don't have one</w:t>
-      </w:r>
-    </w:p>
-    <w:p>
-      <w:r>
-        <w:rPr>
-          <w:b w:val="0"/>
-        </w:rPr>
-        <w:t>2. Sign into Expo Go, then scan the Expo Go QR code — the app opens automatically</w:t>
-      </w:r>
-    </w:p>
-    <w:p>
-      <w:r>
-        <w:rPr>
-          <w:b w:val="0"/>
-        </w:rPr>
-        <w:t>Note: as of May 12, 2026, Expo requires a signed-in account to load projects in Expo Go. The web version requires no account.</w:t>
+        <w:t>If you want direct Apple Calendar export, use Expo Go. A free Expo account is required (one-time setup):</w:t>
+      </w:r>
+    </w:p>
+    <w:p>
+      <w:r>
+        <w:rPr>
+          <w:b w:val="0"/>
+        </w:rPr>
+        <w:t>1. Install the free Expo Go app from the App Store or Google Play Store</w:t>
+      </w:r>
+    </w:p>
+    <w:p>
+      <w:r>
+        <w:rPr>
+          <w:b w:val="0"/>
+        </w:rPr>
+        <w:t>2. Open Expo Go, tap Log in → Sign up to create a free account (Google, Apple, or email)</w:t>
+      </w:r>
+    </w:p>
+    <w:p>
+      <w:r>
+        <w:rPr>
+          <w:b w:val="0"/>
+        </w:rPr>
+        <w:t>3. Once signed in, scan the Expo Go QR code with your Camera app — tap the notification to open the app</w:t>
       </w:r>
     </w:p>
     <w:p/>
